--- a/4. RESULTADOS/01_descriptivos_y_contexto/Principal/T10_resultado_principal_empleo.docx
+++ b/4. RESULTADOS/01_descriptivos_y_contexto/Principal/T10_resultado_principal_empleo.docx
@@ -712,7 +712,7 @@
                 <w:szCs w:val="22"/>
                 <w:color w:val="000000"/>
               </w:rPr>
-              <w:t xml:space="preserve">-1.7279</w:t>
+              <w:t xml:space="preserve">-7.3699</w:t>
             </w:r>
           </w:p>
         </w:tc>
@@ -767,7 +767,7 @@
                 <w:szCs w:val="22"/>
                 <w:color w:val="000000"/>
               </w:rPr>
-              <w:t xml:space="preserve">1.3429</w:t>
+              <w:t xml:space="preserve">1.4434</w:t>
             </w:r>
           </w:p>
         </w:tc>
@@ -822,7 +822,7 @@
                 <w:szCs w:val="22"/>
                 <w:color w:val="000000"/>
               </w:rPr>
-              <w:t xml:space="preserve">0.1982</w:t>
+              <w:t xml:space="preserve">0.0000</w:t>
             </w:r>
           </w:p>
         </w:tc>
@@ -877,7 +877,7 @@
                 <w:szCs w:val="22"/>
                 <w:color w:val="000000"/>
               </w:rPr>
-              <w:t xml:space="preserve"/>
+              <w:t xml:space="preserve">***</w:t>
             </w:r>
           </w:p>
         </w:tc>
@@ -932,7 +932,7 @@
                 <w:szCs w:val="22"/>
                 <w:color w:val="000000"/>
               </w:rPr>
-              <w:t xml:space="preserve">-4.3599</w:t>
+              <w:t xml:space="preserve">-10.1990</w:t>
             </w:r>
           </w:p>
         </w:tc>
@@ -987,7 +987,7 @@
                 <w:szCs w:val="22"/>
                 <w:color w:val="000000"/>
               </w:rPr>
-              <w:t xml:space="preserve">0.9041</w:t>
+              <w:t xml:space="preserve">-4.5408</w:t>
             </w:r>
           </w:p>
         </w:tc>
@@ -1267,7 +1267,7 @@
                 <w:szCs w:val="22"/>
                 <w:color w:val="000000"/>
               </w:rPr>
-              <w:t xml:space="preserve">-0.0096</w:t>
+              <w:t xml:space="preserve">-0.0433</w:t>
             </w:r>
           </w:p>
         </w:tc>
@@ -1322,7 +1322,7 @@
                 <w:szCs w:val="22"/>
                 <w:color w:val="000000"/>
               </w:rPr>
-              <w:t xml:space="preserve">0.0075</w:t>
+              <w:t xml:space="preserve">0.0071</w:t>
             </w:r>
           </w:p>
         </w:tc>
@@ -1377,7 +1377,7 @@
                 <w:szCs w:val="22"/>
                 <w:color w:val="000000"/>
               </w:rPr>
-              <w:t xml:space="preserve">0.1995</w:t>
+              <w:t xml:space="preserve">0.0000</w:t>
             </w:r>
           </w:p>
         </w:tc>
@@ -1432,7 +1432,7 @@
                 <w:szCs w:val="22"/>
                 <w:color w:val="000000"/>
               </w:rPr>
-              <w:t xml:space="preserve"/>
+              <w:t xml:space="preserve">***</w:t>
             </w:r>
           </w:p>
         </w:tc>
@@ -1487,7 +1487,7 @@
                 <w:szCs w:val="22"/>
                 <w:color w:val="000000"/>
               </w:rPr>
-              <w:t xml:space="preserve">-0.0244</w:t>
+              <w:t xml:space="preserve">-0.0571</w:t>
             </w:r>
           </w:p>
         </w:tc>
@@ -1542,7 +1542,7 @@
                 <w:szCs w:val="22"/>
                 <w:color w:val="000000"/>
               </w:rPr>
-              <w:t xml:space="preserve">0.0051</w:t>
+              <w:t xml:space="preserve">-0.0294</w:t>
             </w:r>
           </w:p>
         </w:tc>
@@ -1707,7 +1707,7 @@
                 <w:szCs w:val="22"/>
                 <w:color w:val="000000"/>
               </w:rPr>
-              <w:t xml:space="preserve">-0.9637</w:t>
+              <w:t xml:space="preserve">-4.3258</w:t>
             </w:r>
           </w:p>
         </w:tc>
